--- a/docs/Documentación.docx
+++ b/docs/Documentación.docx
@@ -3,13 +3,8 @@
 <w:document xmlns:wpc="http://schemas.microsoft.com/office/word/2010/wordprocessingCanvas" xmlns:cx="http://schemas.microsoft.com/office/drawing/2014/chartex" xmlns:cx1="http://schemas.microsoft.com/office/drawing/2015/9/8/chartex" xmlns:cx2="http://schemas.microsoft.com/office/drawing/2015/10/21/chartex" xmlns:cx3="http://schemas.microsoft.com/office/drawing/2016/5/9/chartex" xmlns:cx4="http://schemas.microsoft.com/office/drawing/2016/5/10/chartex" xmlns:cx5="http://schemas.microsoft.com/office/drawing/2016/5/11/chartex" xmlns:cx6="http://schemas.microsoft.com/office/drawing/2016/5/12/chartex" xmlns:cx7="http://schemas.microsoft.com/office/drawing/2016/5/13/chartex" xmlns:cx8="http://schemas.microsoft.com/office/drawing/2016/5/14/chartex" xmlns:mc="http://schemas.openxmlformats.org/markup-compatibility/2006" xmlns:aink="http://schemas.microsoft.com/office/drawing/2016/ink" xmlns:am3d="http://schemas.microsoft.com/office/drawing/2017/model3d" xmlns:o="urn:schemas-microsoft-com:office:office" xmlns:oel="http://schemas.microsoft.com/office/2019/extlst" xmlns:r="http://schemas.openxmlformats.org/officeDocument/2006/relationships" xmlns:m="http://schemas.openxmlformats.org/officeDocument/2006/math" xmlns:v="urn:schemas-microsoft-com:vml" xmlns:wp14="http://schemas.microsoft.com/office/word/2010/wordprocessingDrawing" xmlns:wp="http://schemas.openxmlformats.org/drawingml/2006/wordprocessingDrawing" xmlns:w10="urn:schemas-microsoft-com:office:word" xmlns:w="http://schemas.openxmlformats.org/wordprocessingml/2006/main" xmlns:w14="http://schemas.microsoft.com/office/word/2010/wordml" xmlns:w15="http://schemas.microsoft.com/office/word/2012/wordml" xmlns:w16cex="http://schemas.microsoft.com/office/word/2018/wordml/cex" xmlns:w16cid="http://schemas.microsoft.com/office/word/2016/wordml/cid" xmlns:w16="http://schemas.microsoft.com/office/word/2018/wordml" xmlns:w16sdtdh="http://schemas.microsoft.com/office/word/2020/wordml/sdtdatahash" xmlns:w16se="http://schemas.microsoft.com/office/word/2015/wordml/symex" xmlns:wpg="http://schemas.microsoft.com/office/word/2010/wordprocessingGroup" xmlns:wpi="http://schemas.microsoft.com/office/word/2010/wordprocessingInk" xmlns:wne="http://schemas.microsoft.com/office/word/2006/wordml" xmlns:wps="http://schemas.microsoft.com/office/word/2010/wordprocessingShape" mc:Ignorable="w14 w15 w16se w16cid w16 w16cex w16sdtdh wp14">
   <w:body>
     <w:p>
-      <w:proofErr w:type="spellStart"/>
-      <w:r>
-        <w:t>Gathel</w:t>
-      </w:r>
-      <w:proofErr w:type="spellEnd"/>
-      <w:r>
-        <w:t xml:space="preserve"> es una plataforma de predicciones sociales donde los jugadores pueden crear proposiciones, realizar predicciones y participar mediante sistemas de puntos y dinero virtual.</w:t>
+      <w:r>
+        <w:t>Gathel es una plataforma de predicciones sociales donde los jugadores pueden crear proposiciones, realizar predicciones y participar mediante sistemas de puntos y dinero virtual.</w:t>
       </w:r>
     </w:p>
     <w:p>
@@ -25,13 +20,8 @@
           <w:numId w:val="9"/>
         </w:numPr>
       </w:pPr>
-      <w:proofErr w:type="spellStart"/>
-      <w:r>
-        <w:t>Flyway</w:t>
-      </w:r>
-      <w:proofErr w:type="spellEnd"/>
-      <w:r>
-        <w:t xml:space="preserve"> para el control de versiones y despliegue de la base de datos.</w:t>
+      <w:r>
+        <w:t>Flyway para el control de versiones y despliegue de la base de datos.</w:t>
       </w:r>
     </w:p>
     <w:p>
@@ -43,28 +33,12 @@
         </w:numPr>
       </w:pPr>
       <w:r>
-        <w:t xml:space="preserve">Una API REST para la comunicación entre el </w:t>
-      </w:r>
-      <w:proofErr w:type="spellStart"/>
-      <w:r>
-        <w:t>frontend</w:t>
-      </w:r>
-      <w:proofErr w:type="spellEnd"/>
-      <w:r>
-        <w:t xml:space="preserve"> y la base de datos.</w:t>
-      </w:r>
-    </w:p>
-    <w:p>
-      <w:r>
-        <w:t xml:space="preserve">La presente documentación describe la estructura de migraciones implementada mediante </w:t>
-      </w:r>
-      <w:proofErr w:type="spellStart"/>
-      <w:r>
-        <w:t>Flyway</w:t>
-      </w:r>
-      <w:proofErr w:type="spellEnd"/>
-      <w:r>
-        <w:t xml:space="preserve"> y el diseño de los servicios REST utilizados por la aplicación.</w:t>
+        <w:t>Una API REST para la comunicación entre el frontend y la base de datos.</w:t>
+      </w:r>
+    </w:p>
+    <w:p>
+      <w:r>
+        <w:t>La presente documentación describe la estructura de migraciones implementada mediante Flyway y el diseño de los servicios REST utilizados por la aplicación.</w:t>
       </w:r>
     </w:p>
     <w:p>
@@ -102,11 +76,9 @@
           <w:numId w:val="6"/>
         </w:numPr>
       </w:pPr>
-      <w:proofErr w:type="spellStart"/>
       <w:r>
         <w:t>Flyway</w:t>
       </w:r>
-      <w:proofErr w:type="spellEnd"/>
     </w:p>
     <w:p>
       <w:pPr>
@@ -117,15 +89,7 @@
         </w:numPr>
       </w:pPr>
       <w:r>
-        <w:t>Python (</w:t>
-      </w:r>
-      <w:proofErr w:type="spellStart"/>
-      <w:r>
-        <w:t>Backend</w:t>
-      </w:r>
-      <w:proofErr w:type="spellEnd"/>
-      <w:r>
-        <w:t xml:space="preserve"> REST)</w:t>
+        <w:t>Python (Backend REST)</w:t>
       </w:r>
     </w:p>
     <w:p>
@@ -136,21 +100,8 @@
           <w:numId w:val="6"/>
         </w:numPr>
       </w:pPr>
-      <w:proofErr w:type="spellStart"/>
-      <w:r>
-        <w:t>React</w:t>
-      </w:r>
-      <w:proofErr w:type="spellEnd"/>
-      <w:r>
-        <w:t xml:space="preserve"> + Vite (</w:t>
-      </w:r>
-      <w:proofErr w:type="spellStart"/>
-      <w:r>
-        <w:t>Frontend</w:t>
-      </w:r>
-      <w:proofErr w:type="spellEnd"/>
-      <w:r>
-        <w:t>)</w:t>
+      <w:r>
+        <w:t>React + Vite (Frontend)</w:t>
       </w:r>
     </w:p>
     <w:p>
@@ -194,26 +145,12 @@
           <w:b/>
           <w:bCs/>
         </w:rPr>
-        <w:t xml:space="preserve">Uso de </w:t>
-      </w:r>
-      <w:proofErr w:type="spellStart"/>
-      <w:r>
-        <w:rPr>
-          <w:b/>
-          <w:bCs/>
-        </w:rPr>
-        <w:t>Flyway</w:t>
-      </w:r>
-      <w:proofErr w:type="spellEnd"/>
-    </w:p>
-    <w:p>
-      <w:proofErr w:type="spellStart"/>
-      <w:r>
-        <w:t>Flyway</w:t>
-      </w:r>
-      <w:proofErr w:type="spellEnd"/>
-      <w:r>
-        <w:t xml:space="preserve"> es una herramienta de migración de bases de datos que permite gestionar </w:t>
+        <w:t>Uso de Flyway</w:t>
+      </w:r>
+    </w:p>
+    <w:p>
+      <w:r>
+        <w:t xml:space="preserve">Flyway es una herramienta de migración de bases de datos que permite gestionar </w:t>
       </w:r>
       <w:r>
         <w:t>los</w:t>
@@ -229,13 +166,8 @@
     </w:p>
     <w:p>
       <w:r>
-        <w:t>V&lt;versión&gt;__&lt;descripción&gt;.</w:t>
-      </w:r>
-      <w:proofErr w:type="spellStart"/>
-      <w:r>
-        <w:t>sql</w:t>
-      </w:r>
-      <w:proofErr w:type="spellEnd"/>
+        <w:t>V&lt;versión&gt;__&lt;descripción&gt;.sql</w:t>
+      </w:r>
     </w:p>
     <w:p>
       <w:r>
@@ -585,10 +517,7 @@
               <w:cnfStyle w:val="000000100000" w:firstRow="0" w:lastRow="0" w:firstColumn="0" w:lastColumn="0" w:oddVBand="0" w:evenVBand="0" w:oddHBand="1" w:evenHBand="0" w:firstRowFirstColumn="0" w:firstRowLastColumn="0" w:lastRowFirstColumn="0" w:lastRowLastColumn="0"/>
             </w:pPr>
             <w:r>
-              <w:t>Semilla</w:t>
-            </w:r>
-            <w:r>
-              <w:t xml:space="preserve"> estados IA</w:t>
+              <w:t>Semilla estados IA</w:t>
             </w:r>
           </w:p>
         </w:tc>
@@ -617,10 +546,7 @@
               <w:cnfStyle w:val="000000000000" w:firstRow="0" w:lastRow="0" w:firstColumn="0" w:lastColumn="0" w:oddVBand="0" w:evenVBand="0" w:oddHBand="0" w:evenHBand="0" w:firstRowFirstColumn="0" w:firstRowLastColumn="0" w:lastRowFirstColumn="0" w:lastRowLastColumn="0"/>
             </w:pPr>
             <w:r>
-              <w:t>Semilla</w:t>
-            </w:r>
-            <w:r>
-              <w:t xml:space="preserve"> grupos y proposiciones</w:t>
+              <w:t>Semilla grupos y proposiciones</w:t>
             </w:r>
           </w:p>
         </w:tc>
@@ -681,10 +607,7 @@
               <w:cnfStyle w:val="000000000000" w:firstRow="0" w:lastRow="0" w:firstColumn="0" w:lastColumn="0" w:oddVBand="0" w:evenVBand="0" w:oddHBand="0" w:evenHBand="0" w:firstRowFirstColumn="0" w:firstRowLastColumn="0" w:lastRowFirstColumn="0" w:lastRowLastColumn="0"/>
             </w:pPr>
             <w:r>
-              <w:t>Semilla</w:t>
-            </w:r>
-            <w:r>
-              <w:t xml:space="preserve"> catálogo eventos</w:t>
+              <w:t>Semilla catálogo eventos</w:t>
             </w:r>
           </w:p>
         </w:tc>
@@ -716,24 +639,8 @@
               <w:cnfStyle w:val="000000100000" w:firstRow="0" w:lastRow="0" w:firstColumn="0" w:lastColumn="0" w:oddVBand="0" w:evenVBand="0" w:oddHBand="1" w:evenHBand="0" w:firstRowFirstColumn="0" w:firstRowLastColumn="0" w:lastRowFirstColumn="0" w:lastRowLastColumn="0"/>
             </w:pPr>
             <w:r>
-              <w:t>Semilla</w:t>
-            </w:r>
-            <w:r>
-              <w:t xml:space="preserve"> </w:t>
-            </w:r>
-            <w:proofErr w:type="spellStart"/>
-            <w:r>
-              <w:t>game</w:t>
-            </w:r>
-            <w:proofErr w:type="spellEnd"/>
-            <w:r>
-              <w:t xml:space="preserve"> </w:t>
-            </w:r>
-            <w:proofErr w:type="spellStart"/>
-            <w:r>
-              <w:t>events</w:t>
-            </w:r>
-            <w:proofErr w:type="spellEnd"/>
+              <w:t>Semilla game events</w:t>
+            </w:r>
           </w:p>
         </w:tc>
       </w:tr>
@@ -760,27 +667,9 @@
             <w:pPr>
               <w:cnfStyle w:val="000000000000" w:firstRow="0" w:lastRow="0" w:firstColumn="0" w:lastColumn="0" w:oddVBand="0" w:evenVBand="0" w:oddHBand="0" w:evenHBand="0" w:firstRowFirstColumn="0" w:firstRowLastColumn="0" w:lastRowFirstColumn="0" w:lastRowLastColumn="0"/>
             </w:pPr>
-            <w:proofErr w:type="spellStart"/>
-            <w:r>
-              <w:t>Stored</w:t>
-            </w:r>
-            <w:proofErr w:type="spellEnd"/>
-            <w:r>
-              <w:t xml:space="preserve"> </w:t>
-            </w:r>
-            <w:proofErr w:type="spellStart"/>
-            <w:r>
-              <w:t>procedures</w:t>
-            </w:r>
-            <w:proofErr w:type="spellEnd"/>
-            <w:r>
-              <w:t xml:space="preserve"> </w:t>
-            </w:r>
-            <w:proofErr w:type="spellStart"/>
-            <w:r>
-              <w:t>mvp</w:t>
-            </w:r>
-            <w:proofErr w:type="spellEnd"/>
+            <w:r>
+              <w:t>Stored procedures mvp</w:t>
+            </w:r>
           </w:p>
         </w:tc>
       </w:tr>
@@ -811,13 +700,8 @@
               <w:cnfStyle w:val="000000100000" w:firstRow="0" w:lastRow="0" w:firstColumn="0" w:lastColumn="0" w:oddVBand="0" w:evenVBand="0" w:oddHBand="1" w:evenHBand="0" w:firstRowFirstColumn="0" w:firstRowLastColumn="0" w:lastRowFirstColumn="0" w:lastRowLastColumn="0"/>
             </w:pPr>
             <w:r>
-              <w:t xml:space="preserve">Vistas </w:t>
-            </w:r>
-            <w:proofErr w:type="spellStart"/>
-            <w:r>
-              <w:t>mvp</w:t>
-            </w:r>
-            <w:proofErr w:type="spellEnd"/>
+              <w:t>Vistas mvp</w:t>
+            </w:r>
           </w:p>
         </w:tc>
       </w:tr>
@@ -845,13 +729,8 @@
               <w:cnfStyle w:val="000000000000" w:firstRow="0" w:lastRow="0" w:firstColumn="0" w:lastColumn="0" w:oddVBand="0" w:evenVBand="0" w:oddHBand="0" w:evenHBand="0" w:firstRowFirstColumn="0" w:firstRowLastColumn="0" w:lastRowFirstColumn="0" w:lastRowLastColumn="0"/>
             </w:pPr>
             <w:r>
-              <w:t xml:space="preserve">Funciones </w:t>
-            </w:r>
-            <w:proofErr w:type="spellStart"/>
-            <w:r>
-              <w:t>mvp</w:t>
-            </w:r>
-            <w:proofErr w:type="spellEnd"/>
+              <w:t>Funciones mvp</w:t>
+            </w:r>
           </w:p>
         </w:tc>
       </w:tr>
@@ -910,13 +789,8 @@
             <w:pPr>
               <w:cnfStyle w:val="000000000000" w:firstRow="0" w:lastRow="0" w:firstColumn="0" w:lastColumn="0" w:oddVBand="0" w:evenVBand="0" w:oddHBand="0" w:evenHBand="0" w:firstRowFirstColumn="0" w:firstRowLastColumn="0" w:lastRowFirstColumn="0" w:lastRowLastColumn="0"/>
             </w:pPr>
-            <w:proofErr w:type="spellStart"/>
-            <w:r>
-              <w:t>Triggers</w:t>
-            </w:r>
-            <w:proofErr w:type="spellEnd"/>
-            <w:r>
-              <w:t xml:space="preserve"> auditoria</w:t>
+            <w:r>
+              <w:t>Triggers auditoria</w:t>
             </w:r>
           </w:p>
         </w:tc>
@@ -940,15 +814,7 @@
     </w:p>
     <w:p>
       <w:r>
-        <w:t xml:space="preserve">Esta versión establece la estructura principal de la base de datos del proyecto </w:t>
-      </w:r>
-      <w:proofErr w:type="spellStart"/>
-      <w:r>
-        <w:t>Gathel</w:t>
-      </w:r>
-      <w:proofErr w:type="spellEnd"/>
-      <w:r>
-        <w:t>. Se crean todas las tablas necesarias para almacenar la información relacionada con jugadores, perfiles, credenciales, billeteras, proposiciones, predicciones, eventos del sistema y auditoría. Constituye la base sobre la cual se desarrollan todas las funcionalidades posteriores del sistema.</w:t>
+        <w:t>Esta versión establece la estructura principal de la base de datos del proyecto Gathel. Se crean todas las tablas necesarias para almacenar la información relacionada con jugadores, perfiles, credenciales, billeteras, proposiciones, predicciones, eventos del sistema y auditoría. Constituye la base sobre la cual se desarrollan todas las funcionalidades posteriores del sistema.</w:t>
       </w:r>
     </w:p>
     <w:p>
@@ -1144,33 +1010,8 @@
           <w:b/>
           <w:bCs/>
         </w:rPr>
-        <w:t xml:space="preserve">V11 – Semilla </w:t>
-      </w:r>
-      <w:proofErr w:type="spellStart"/>
-      <w:r>
-        <w:rPr>
-          <w:b/>
-          <w:bCs/>
-        </w:rPr>
-        <w:t>game</w:t>
-      </w:r>
-      <w:proofErr w:type="spellEnd"/>
-      <w:r>
-        <w:rPr>
-          <w:b/>
-          <w:bCs/>
-        </w:rPr>
-        <w:t xml:space="preserve"> </w:t>
-      </w:r>
-      <w:proofErr w:type="spellStart"/>
-      <w:r>
-        <w:rPr>
-          <w:b/>
-          <w:bCs/>
-        </w:rPr>
-        <w:t>events</w:t>
-      </w:r>
-      <w:proofErr w:type="spellEnd"/>
+        <w:t>V11 – Semilla game events</w:t>
+      </w:r>
     </w:p>
     <w:p>
       <w:r>
@@ -1190,39 +1031,7 @@
           <w:b/>
           <w:bCs/>
         </w:rPr>
-        <w:t xml:space="preserve">V12 – </w:t>
-      </w:r>
-      <w:proofErr w:type="spellStart"/>
-      <w:r>
-        <w:rPr>
-          <w:b/>
-          <w:bCs/>
-        </w:rPr>
-        <w:t>Stored</w:t>
-      </w:r>
-      <w:proofErr w:type="spellEnd"/>
-      <w:r>
-        <w:rPr>
-          <w:b/>
-          <w:bCs/>
-        </w:rPr>
-        <w:t xml:space="preserve"> </w:t>
-      </w:r>
-      <w:proofErr w:type="spellStart"/>
-      <w:r>
-        <w:rPr>
-          <w:b/>
-          <w:bCs/>
-        </w:rPr>
-        <w:t>Procedures</w:t>
-      </w:r>
-      <w:proofErr w:type="spellEnd"/>
-      <w:r>
-        <w:rPr>
-          <w:b/>
-          <w:bCs/>
-        </w:rPr>
-        <w:t xml:space="preserve"> MVP</w:t>
+        <w:t>V12 – Stored Procedures MVP</w:t>
       </w:r>
     </w:p>
     <w:p>
@@ -1302,23 +1111,7 @@
           <w:b/>
           <w:bCs/>
         </w:rPr>
-        <w:t xml:space="preserve">V16 – </w:t>
-      </w:r>
-      <w:proofErr w:type="spellStart"/>
-      <w:r>
-        <w:rPr>
-          <w:b/>
-          <w:bCs/>
-        </w:rPr>
-        <w:t>Triggers</w:t>
-      </w:r>
-      <w:proofErr w:type="spellEnd"/>
-      <w:r>
-        <w:rPr>
-          <w:b/>
-          <w:bCs/>
-        </w:rPr>
-        <w:t xml:space="preserve"> de Auditoría</w:t>
+        <w:t>V16 – Triggers de Auditoría</w:t>
       </w:r>
     </w:p>
     <w:p>
@@ -1338,6 +1131,87 @@
           <w:b/>
           <w:bCs/>
         </w:rPr>
+        <w:t>V17 – Roles y Permisos de Seguridad</w:t>
+      </w:r>
+    </w:p>
+    <w:p>
+      <w:r>
+        <w:t>Se implementan roles de seguridad y permisos a nivel de base de datos para controlar el acceso a la información. Esta versión permite diferenciar privilegios según el tipo de usuario y aplicar el principio de mínimo privilegio para mejorar la protección de los datos.</w:t>
+      </w:r>
+    </w:p>
+    <w:p>
+      <w:pPr>
+        <w:rPr>
+          <w:b/>
+          <w:bCs/>
+        </w:rPr>
+      </w:pPr>
+      <w:r>
+        <w:rPr>
+          <w:b/>
+          <w:bCs/>
+        </w:rPr>
+        <w:t>V18 – Dynamic Data Masking</w:t>
+      </w:r>
+    </w:p>
+    <w:p>
+      <w:r>
+        <w:lastRenderedPageBreak/>
+        <w:t>Se incorporan máscaras dinámicas sobre datos sensibles como correos electrónicos y nombres de usuario. Esta funcionalidad permite ocultar parcialmente la información para usuarios sin privilegios especiales, fortaleciendo la privacidad de los datos.</w:t>
+      </w:r>
+    </w:p>
+    <w:p>
+      <w:pPr>
+        <w:rPr>
+          <w:b/>
+          <w:bCs/>
+        </w:rPr>
+      </w:pPr>
+      <w:r>
+        <w:rPr>
+          <w:b/>
+          <w:bCs/>
+        </w:rPr>
+        <w:t>V19 – Row Level Security</w:t>
+      </w:r>
+    </w:p>
+    <w:p>
+      <w:r>
+        <w:t>Se implementa seguridad a nivel de fila sobre las billeteras de los jugadores. Mediante políticas de filtrado, cada usuario únicamente puede visualizar los registros que le pertenecen, mejorando la confidencialidad de la información.</w:t>
+      </w:r>
+    </w:p>
+    <w:p>
+      <w:pPr>
+        <w:rPr>
+          <w:b/>
+          <w:bCs/>
+        </w:rPr>
+      </w:pPr>
+      <w:r>
+        <w:rPr>
+          <w:b/>
+          <w:bCs/>
+        </w:rPr>
+        <w:t>V20 – Cifrado mediante Certificados</w:t>
+      </w:r>
+    </w:p>
+    <w:p>
+      <w:r>
+        <w:t>Se incorporan mecanismos de cifrado utilizando certificados y claves simétricas basadas en AES-256. Esta versión permite proteger información sensible almacenada en la base de datos mediante técnicas criptográficas proporcionadas por SQL Server.</w:t>
+      </w:r>
+    </w:p>
+    <w:p>
+      <w:pPr>
+        <w:rPr>
+          <w:b/>
+          <w:bCs/>
+        </w:rPr>
+      </w:pPr>
+      <w:r>
+        <w:rPr>
+          <w:b/>
+          <w:bCs/>
+        </w:rPr>
         <w:t>Arquitectura REST</w:t>
       </w:r>
     </w:p>
@@ -1348,31 +1222,7 @@
     </w:p>
     <w:p>
       <w:r>
-        <w:t xml:space="preserve">El </w:t>
-      </w:r>
-      <w:proofErr w:type="spellStart"/>
-      <w:r>
-        <w:t>frontend</w:t>
-      </w:r>
-      <w:proofErr w:type="spellEnd"/>
-      <w:r>
-        <w:t xml:space="preserve"> desarrollado en </w:t>
-      </w:r>
-      <w:proofErr w:type="spellStart"/>
-      <w:r>
-        <w:t>React</w:t>
-      </w:r>
-      <w:proofErr w:type="spellEnd"/>
-      <w:r>
-        <w:t xml:space="preserve"> consume servicios REST expuestos por el </w:t>
-      </w:r>
-      <w:proofErr w:type="spellStart"/>
-      <w:r>
-        <w:t>backend</w:t>
-      </w:r>
-      <w:proofErr w:type="spellEnd"/>
-      <w:r>
-        <w:t xml:space="preserve"> en Python.</w:t>
+        <w:t>El frontend desarrollado en React consume servicios REST expuestos por el backend en Python.</w:t>
       </w:r>
     </w:p>
     <w:p>
@@ -1382,7 +1232,6 @@
     </w:p>
     <w:p>
       <w:r>
-        <w:lastRenderedPageBreak/>
         <w:t>Este enfoque desacopla la interfaz gráfica de la lógica de negocio, facilitando el mantenimiento y escalabilidad del sistema.</w:t>
       </w:r>
     </w:p>
@@ -1393,50 +1242,17 @@
           <w:bCs/>
         </w:rPr>
       </w:pPr>
-      <w:proofErr w:type="spellStart"/>
-      <w:r>
-        <w:rPr>
-          <w:b/>
-          <w:bCs/>
-        </w:rPr>
-        <w:t>Stored</w:t>
-      </w:r>
-      <w:proofErr w:type="spellEnd"/>
-      <w:r>
-        <w:rPr>
-          <w:b/>
-          <w:bCs/>
-        </w:rPr>
-        <w:t xml:space="preserve"> </w:t>
-      </w:r>
-      <w:proofErr w:type="spellStart"/>
-      <w:r>
-        <w:rPr>
-          <w:b/>
-          <w:bCs/>
-        </w:rPr>
-        <w:t>Procedures</w:t>
-      </w:r>
-      <w:proofErr w:type="spellEnd"/>
-      <w:r>
-        <w:rPr>
-          <w:b/>
-          <w:bCs/>
-        </w:rPr>
-        <w:t xml:space="preserve"> Utilizados</w:t>
-      </w:r>
-    </w:p>
-    <w:p>
-      <w:r>
-        <w:t xml:space="preserve">Los procedimientos almacenados implementados en la versión V12 centralizan parte de la lógica de negocio de la aplicación dentro de la base de datos. Esto permite reutilizar operaciones frecuentes, mejorar la seguridad mediante acceso controlado a los datos y simplificar las consultas realizadas por el </w:t>
-      </w:r>
-      <w:proofErr w:type="spellStart"/>
-      <w:r>
-        <w:t>backend</w:t>
-      </w:r>
-      <w:proofErr w:type="spellEnd"/>
-      <w:r>
-        <w:t>.</w:t>
+      <w:r>
+        <w:rPr>
+          <w:b/>
+          <w:bCs/>
+        </w:rPr>
+        <w:t>Stored Procedures Utilizados</w:t>
+      </w:r>
+    </w:p>
+    <w:p>
+      <w:r>
+        <w:t>Los procedimientos almacenados implementados en la versión V12 centralizan parte de la lógica de negocio de la aplicación dentro de la base de datos. Esto permite reutilizar operaciones frecuentes, mejorar la seguridad mediante acceso controlado a los datos y simplificar las consultas realizadas por el backend.</w:t>
       </w:r>
     </w:p>
     <w:tbl>
@@ -1498,11 +1314,9 @@
             <w:pPr>
               <w:spacing w:after="160" w:line="278" w:lineRule="auto"/>
             </w:pPr>
-            <w:proofErr w:type="spellStart"/>
             <w:r>
               <w:t>sp_Login</w:t>
             </w:r>
-            <w:proofErr w:type="spellEnd"/>
           </w:p>
         </w:tc>
         <w:tc>
@@ -1532,11 +1346,9 @@
             <w:pPr>
               <w:spacing w:after="160" w:line="278" w:lineRule="auto"/>
             </w:pPr>
-            <w:proofErr w:type="spellStart"/>
             <w:r>
               <w:t>sp_ObtenerBalanceJugador</w:t>
             </w:r>
-            <w:proofErr w:type="spellEnd"/>
           </w:p>
         </w:tc>
         <w:tc>
@@ -1569,11 +1381,9 @@
             <w:pPr>
               <w:spacing w:after="160" w:line="278" w:lineRule="auto"/>
             </w:pPr>
-            <w:proofErr w:type="spellStart"/>
             <w:r>
               <w:t>sp_CrearProposicion</w:t>
             </w:r>
-            <w:proofErr w:type="spellEnd"/>
           </w:p>
         </w:tc>
         <w:tc>
@@ -1603,11 +1413,9 @@
             <w:pPr>
               <w:spacing w:after="160" w:line="278" w:lineRule="auto"/>
             </w:pPr>
-            <w:proofErr w:type="spellStart"/>
             <w:r>
               <w:t>sp_CrearPrediccion</w:t>
             </w:r>
-            <w:proofErr w:type="spellEnd"/>
           </w:p>
         </w:tc>
         <w:tc>
@@ -1635,15 +1443,14 @@
           <w:bCs/>
         </w:rPr>
       </w:pPr>
-      <w:proofErr w:type="spellStart"/>
-      <w:r>
-        <w:rPr>
-          <w:b/>
-          <w:bCs/>
-        </w:rPr>
+      <w:r>
+        <w:rPr>
+          <w:b/>
+          <w:bCs/>
+        </w:rPr>
+        <w:lastRenderedPageBreak/>
         <w:t>sp_Login</w:t>
       </w:r>
-      <w:proofErr w:type="spellEnd"/>
     </w:p>
     <w:p>
       <w:r>
@@ -1662,7 +1469,6 @@
           <w:bCs/>
         </w:rPr>
       </w:pPr>
-      <w:proofErr w:type="spellStart"/>
       <w:r>
         <w:rPr>
           <w:b/>
@@ -1670,7 +1476,6 @@
         </w:rPr>
         <w:t>sp_ObtenerBalanceJugador</w:t>
       </w:r>
-      <w:proofErr w:type="spellEnd"/>
     </w:p>
     <w:p>
       <w:r>
@@ -1689,7 +1494,6 @@
           <w:bCs/>
         </w:rPr>
       </w:pPr>
-      <w:proofErr w:type="spellStart"/>
       <w:r>
         <w:rPr>
           <w:b/>
@@ -1697,7 +1501,6 @@
         </w:rPr>
         <w:t>sp_CrearProposicion</w:t>
       </w:r>
-      <w:proofErr w:type="spellEnd"/>
     </w:p>
     <w:p>
       <w:r>
@@ -1706,120 +1509,63 @@
     </w:p>
     <w:p>
       <w:r>
+        <w:t>La utilización de este procedimiento garantiza que la creación de proposiciones siga las reglas de negocio definidas por el sistema y mantenga la integridad de los datos almacenados.</w:t>
+      </w:r>
+    </w:p>
+    <w:p>
+      <w:pPr>
+        <w:rPr>
+          <w:b/>
+          <w:bCs/>
+        </w:rPr>
+      </w:pPr>
+      <w:r>
+        <w:rPr>
+          <w:b/>
+          <w:bCs/>
+        </w:rPr>
+        <w:t>sp_CrearPrediccion</w:t>
+      </w:r>
+    </w:p>
+    <w:p>
+      <w:r>
+        <w:t>Este procedimiento permite registrar nuevas predicciones asociadas a una proposición existente. Además de crear la predicción, procesa la información relacionada con apuestas por puntos o dinero según corresponda.</w:t>
+      </w:r>
+    </w:p>
+    <w:p>
+      <w:r>
+        <w:t>Su finalidad es centralizar la lógica de participación de los jugadores, garantizando que las predicciones se registren correctamente y que los datos asociados a las apuestas mantengan consistencia dentro de la base de datos.</w:t>
+      </w:r>
+    </w:p>
+    <w:p>
+      <w:pPr>
+        <w:rPr>
+          <w:b/>
+          <w:bCs/>
+        </w:rPr>
+      </w:pPr>
+      <w:r>
+        <w:rPr>
+          <w:b/>
+          <w:bCs/>
+        </w:rPr>
+        <w:t>Uso de API REST</w:t>
+      </w:r>
+    </w:p>
+    <w:p>
+      <w:r>
+        <w:t>Para la comunicación entre el frontend y la base de datos se implementó una API REST desarrollada en Python. Esta API actúa como intermediaria entre la interfaz de usuario y el sistema de almacenamiento de datos, permitiendo que las solicitudes realizadas desde el cliente sean procesadas de manera segura y controlada.</w:t>
+      </w:r>
+    </w:p>
+    <w:p>
+      <w:r>
         <w:lastRenderedPageBreak/>
-        <w:t>La utilización de este procedimiento garantiza que la creación de proposiciones siga las reglas de negocio definidas por el sistema y mantenga la integridad de los datos almacenados.</w:t>
-      </w:r>
-    </w:p>
-    <w:p>
-      <w:pPr>
-        <w:rPr>
-          <w:b/>
-          <w:bCs/>
-        </w:rPr>
-      </w:pPr>
-      <w:proofErr w:type="spellStart"/>
-      <w:r>
-        <w:rPr>
-          <w:b/>
-          <w:bCs/>
-        </w:rPr>
-        <w:t>sp_CrearPrediccion</w:t>
-      </w:r>
-      <w:proofErr w:type="spellEnd"/>
-    </w:p>
-    <w:p>
-      <w:r>
-        <w:t>Este procedimiento permite registrar nuevas predicciones asociadas a una proposición existente. Además de crear la predicción, procesa la información relacionada con apuestas por puntos o dinero según corresponda.</w:t>
-      </w:r>
-    </w:p>
-    <w:p>
-      <w:r>
-        <w:t>Su finalidad es centralizar la lógica de participación de los jugadores, garantizando que las predicciones se registren correctamente y que los datos asociados a las apuestas mantengan consistencia dentro de la base de datos.</w:t>
-      </w:r>
-    </w:p>
-    <w:p>
-      <w:pPr>
-        <w:rPr>
-          <w:b/>
-          <w:bCs/>
-        </w:rPr>
-      </w:pPr>
-      <w:r>
-        <w:rPr>
-          <w:b/>
-          <w:bCs/>
-        </w:rPr>
-        <w:t>Uso de</w:t>
-      </w:r>
-      <w:r>
-        <w:rPr>
-          <w:b/>
-          <w:bCs/>
-        </w:rPr>
-        <w:t xml:space="preserve"> API REST</w:t>
-      </w:r>
-    </w:p>
-    <w:p>
-      <w:r>
-        <w:t xml:space="preserve">Para la comunicación entre el </w:t>
-      </w:r>
-      <w:proofErr w:type="spellStart"/>
-      <w:r>
-        <w:t>frontend</w:t>
-      </w:r>
-      <w:proofErr w:type="spellEnd"/>
-      <w:r>
-        <w:t xml:space="preserve"> y la base de datos se implementó una API REST desarrollada en Python. Esta API actúa como intermediaria entre la interfaz de usuario y el sistema de almacenamiento de datos, permitiendo que las solicitudes realizadas desde el cliente sean procesadas de manera segura y controlada.</w:t>
-      </w:r>
-    </w:p>
-    <w:p>
-      <w:r>
-        <w:t>REST (</w:t>
-      </w:r>
-      <w:proofErr w:type="spellStart"/>
-      <w:r>
-        <w:t>Representational</w:t>
-      </w:r>
-      <w:proofErr w:type="spellEnd"/>
-      <w:r>
-        <w:t xml:space="preserve"> </w:t>
-      </w:r>
-      <w:proofErr w:type="spellStart"/>
-      <w:r>
-        <w:t>State</w:t>
-      </w:r>
-      <w:proofErr w:type="spellEnd"/>
-      <w:r>
-        <w:t xml:space="preserve"> Transfer) es un estilo arquitectónico ampliamente utilizado para el desarrollo de servicios web. Su principal objetivo es permitir la comunicación entre sistemas mediante el protocolo HTTP utilizando operaciones estandarizadas como GET, POST, PUT y DELETE.</w:t>
-      </w:r>
-    </w:p>
-    <w:p>
-      <w:r>
-        <w:t xml:space="preserve">En el proyecto </w:t>
-      </w:r>
-      <w:proofErr w:type="spellStart"/>
-      <w:r>
-        <w:t>Gathel</w:t>
-      </w:r>
-      <w:proofErr w:type="spellEnd"/>
-      <w:r>
-        <w:t xml:space="preserve">, la API REST es responsable de gestionar procesos como la autenticación de usuarios, la consulta de balances, la creación de proposiciones, el registro de predicciones y la recuperación de información necesaria para el funcionamiento de la plataforma. De esta manera, el </w:t>
-      </w:r>
-      <w:proofErr w:type="spellStart"/>
-      <w:r>
-        <w:t>frontend</w:t>
-      </w:r>
-      <w:proofErr w:type="spellEnd"/>
-      <w:r>
-        <w:t xml:space="preserve"> desarrollado en </w:t>
-      </w:r>
-      <w:proofErr w:type="spellStart"/>
-      <w:r>
-        <w:t>React</w:t>
-      </w:r>
-      <w:proofErr w:type="spellEnd"/>
-      <w:r>
-        <w:t xml:space="preserve"> puede interactuar con la base de datos sin acceder directamente a ella.</w:t>
+        <w:t>REST (Representational State Transfer) es un estilo arquitectónico ampliamente utilizado para el desarrollo de servicios web. Su principal objetivo es permitir la comunicación entre sistemas mediante el protocolo HTTP utilizando operaciones estandarizadas como GET, POST, PUT y DELETE.</w:t>
+      </w:r>
+    </w:p>
+    <w:p>
+      <w:r>
+        <w:t>En el proyecto Gathel, la API REST es responsable de gestionar procesos como la autenticación de usuarios, la consulta de balances, la creación de proposiciones, el registro de predicciones y la recuperación de información necesaria para el funcionamiento de la plataforma. De esta manera, el frontend desarrollado en React puede interactuar con la base de datos sin acceder directamente a ella.</w:t>
       </w:r>
     </w:p>
     <w:p>
@@ -1829,109 +1575,47 @@
     </w:p>
     <w:p>
       <w:r>
-        <w:t xml:space="preserve">El flujo general de funcionamiento del sistema consiste en que el usuario realiza una acción desde la aplicación web, el </w:t>
-      </w:r>
-      <w:proofErr w:type="spellStart"/>
-      <w:r>
-        <w:t>frontend</w:t>
-      </w:r>
-      <w:proofErr w:type="spellEnd"/>
-      <w:r>
-        <w:t xml:space="preserve"> envía una solicitud HTTP a la API REST, la API procesa la solicitud, consulta o modifica la información en SQL Server y finalmente devuelve una respuesta al cliente.</w:t>
-      </w:r>
-    </w:p>
-    <w:p>
-      <w:pPr>
-        <w:rPr>
-          <w:b/>
-          <w:bCs/>
-        </w:rPr>
-      </w:pPr>
-      <w:proofErr w:type="spellStart"/>
-      <w:r>
-        <w:rPr>
-          <w:b/>
-          <w:bCs/>
-        </w:rPr>
-        <w:t>Frontend</w:t>
-      </w:r>
-      <w:proofErr w:type="spellEnd"/>
-      <w:r>
-        <w:rPr>
-          <w:b/>
-          <w:bCs/>
-        </w:rPr>
-        <w:t xml:space="preserve"> de la Aplicación</w:t>
+        <w:t>El flujo general de funcionamiento del sistema consiste en que el usuario realiza una acción desde la aplicación web, el frontend envía una solicitud HTTP a la API REST, la API procesa la solicitud, consulta o modifica la información en SQL Server y finalmente devuelve una respuesta al cliente.</w:t>
+      </w:r>
+    </w:p>
+    <w:p>
+      <w:pPr>
+        <w:rPr>
+          <w:b/>
+          <w:bCs/>
+        </w:rPr>
+      </w:pPr>
+      <w:r>
+        <w:rPr>
+          <w:b/>
+          <w:bCs/>
+        </w:rPr>
+        <w:t>Frontend de la Aplicación</w:t>
+      </w:r>
+    </w:p>
+    <w:p>
+      <w:r>
+        <w:t xml:space="preserve">La interfaz gráfica de Gathel fue desarrollada utilizando React junto con Vite como herramienta de construcción y ejecución del proyecto. </w:t>
+      </w:r>
+    </w:p>
+    <w:p>
+      <w:r>
+        <w:t>React fue seleccionado debido a su enfoque basado en componentes reutilizables, lo que facilita la organización del código, el mantenimiento de la aplicación y la escalabilidad futura del sistema. Por su parte, Vite proporciona un entorno de desarrollo rápido y optimizado, reduciendo los tiempos de compilación y mejorando la productividad durante el desarrollo.</w:t>
+      </w:r>
+    </w:p>
+    <w:p>
+      <w:r>
+        <w:t>El frontend es responsable de presentar la información al usuario y gestionar la interacción con las diferentes funcionalidades de la plataforma. Entre las principales pantallas implementadas se encuentran el inicio de sesión, el dashboard principal, la gestión de proposiciones, la gestión de predicciones, la visualización de billeteras y la administración del perfil de usuario.</w:t>
+      </w:r>
+    </w:p>
+    <w:p>
+      <w:r>
+        <w:t>La comunicación con el backend se realiza mediante solicitudes HTTP enviadas a la API REST, permitiendo recuperar y actualizar información sin que el cliente tenga acceso directo a la base de datos. Esta separación contribuye a mejorar la seguridad, el mantenimiento y la escalabilidad del sistema.</w:t>
       </w:r>
     </w:p>
     <w:p>
       <w:r>
         <w:lastRenderedPageBreak/>
-        <w:t xml:space="preserve">La interfaz gráfica de </w:t>
-      </w:r>
-      <w:proofErr w:type="spellStart"/>
-      <w:r>
-        <w:t>Gathel</w:t>
-      </w:r>
-      <w:proofErr w:type="spellEnd"/>
-      <w:r>
-        <w:t xml:space="preserve"> fue desarrollada utilizando </w:t>
-      </w:r>
-      <w:proofErr w:type="spellStart"/>
-      <w:r>
-        <w:t>React</w:t>
-      </w:r>
-      <w:proofErr w:type="spellEnd"/>
-      <w:r>
-        <w:t xml:space="preserve"> junto con Vite como herramienta de construcción y ejecución del proyecto. </w:t>
-      </w:r>
-    </w:p>
-    <w:p>
-      <w:proofErr w:type="spellStart"/>
-      <w:r>
-        <w:t>React</w:t>
-      </w:r>
-      <w:proofErr w:type="spellEnd"/>
-      <w:r>
-        <w:t xml:space="preserve"> fue seleccionado debido a su enfoque basado en componentes reutilizables, lo que facilita la organización del código, el mantenimiento de la aplicación y la escalabilidad futura del sistema. Por su parte, Vite proporciona un entorno de desarrollo rápido y optimizado, reduciendo los tiempos de compilación y mejorando la productividad durante el desarrollo.</w:t>
-      </w:r>
-    </w:p>
-    <w:p>
-      <w:r>
-        <w:t xml:space="preserve">El </w:t>
-      </w:r>
-      <w:proofErr w:type="spellStart"/>
-      <w:r>
-        <w:t>frontend</w:t>
-      </w:r>
-      <w:proofErr w:type="spellEnd"/>
-      <w:r>
-        <w:t xml:space="preserve"> es responsable de presentar la información al usuario y gestionar la interacción con las diferentes funcionalidades de la plataforma. Entre las principales pantallas implementadas se encuentran el inicio de sesión, el </w:t>
-      </w:r>
-      <w:proofErr w:type="spellStart"/>
-      <w:r>
-        <w:t>dashboard</w:t>
-      </w:r>
-      <w:proofErr w:type="spellEnd"/>
-      <w:r>
-        <w:t xml:space="preserve"> principal, la gestión de proposiciones, la gestión de predicciones, la visualización de billeteras y la administración del perfil de usuario.</w:t>
-      </w:r>
-    </w:p>
-    <w:p>
-      <w:r>
-        <w:t xml:space="preserve">La comunicación con el </w:t>
-      </w:r>
-      <w:proofErr w:type="spellStart"/>
-      <w:r>
-        <w:t>backend</w:t>
-      </w:r>
-      <w:proofErr w:type="spellEnd"/>
-      <w:r>
-        <w:t xml:space="preserve"> se realiza mediante solicitudes HTTP enviadas a la API REST, permitiendo recuperar y actualizar información sin que el cliente tenga acceso directo a la base de datos. Esta separación contribuye a mejorar la seguridad, el mantenimiento y la escalabilidad del sistema.</w:t>
-      </w:r>
-    </w:p>
-    <w:p>
-      <w:r>
         <w:t>Adicionalmente, se utilizó Bootstrap para el diseño visual de la interfaz, permitiendo construir componentes responsivos y mantener una apariencia uniforme en todas las pantallas de la aplicación.</w:t>
       </w:r>
     </w:p>

--- a/docs/Documentación.docx
+++ b/docs/Documentación.docx
@@ -1196,10 +1196,36 @@
       </w:r>
     </w:p>
     <w:p>
+      <w:pPr>
+        <w:rPr>
+          <w:u w:val="single"/>
+        </w:rPr>
+      </w:pPr>
       <w:r>
         <w:t>Se incorporan mecanismos de cifrado utilizando certificados y claves simétricas basadas en AES-256. Esta versión permite proteger información sensible almacenada en la base de datos mediante técnicas criptográficas proporcionadas por SQL Server.</w:t>
       </w:r>
     </w:p>
+    <w:p>
+      <w:pPr>
+        <w:rPr>
+          <w:b/>
+          <w:bCs/>
+        </w:rPr>
+      </w:pPr>
+      <w:r>
+        <w:rPr>
+          <w:b/>
+          <w:bCs/>
+        </w:rPr>
+        <w:t>V21 – Semilla Financiera</w:t>
+      </w:r>
+    </w:p>
+    <w:p>
+      <w:r>
+        <w:t>Se agregan datos de prueba para los módulos financieros del sistema, incluyendo tipos de movimientos financieros, compras de puntos, movimientos monetarios y transacciones de billetera. Esta versión permite validar funcionalidades relacionadas con pagos, balances y operaciones financieras utilizando información consistente dentro de la plataforma.</w:t>
+      </w:r>
+    </w:p>
+    <w:p/>
     <w:p>
       <w:pPr>
         <w:rPr>
@@ -1280,6 +1306,7 @@
               <w:spacing w:after="160" w:line="278" w:lineRule="auto"/>
             </w:pPr>
             <w:r>
+              <w:lastRenderedPageBreak/>
               <w:t>Procedimiento</w:t>
             </w:r>
           </w:p>
@@ -1448,92 +1475,92 @@
           <w:b/>
           <w:bCs/>
         </w:rPr>
+        <w:t>sp_Login</w:t>
+      </w:r>
+    </w:p>
+    <w:p>
+      <w:r>
+        <w:t>Este procedimiento se encarga del proceso de autenticación de los usuarios. Recibe las credenciales proporcionadas por el jugador y verifica que exista una cuenta activa asociada. Además, permite validar el estado de la cuenta y obtener la información necesaria para iniciar una sesión dentro de la plataforma.</w:t>
+      </w:r>
+    </w:p>
+    <w:p>
+      <w:r>
+        <w:t>Su propósito principal es centralizar la lógica de autenticación y evitar consultas directas sobre las tablas de credenciales desde la aplicación.</w:t>
+      </w:r>
+    </w:p>
+    <w:p>
+      <w:pPr>
+        <w:rPr>
+          <w:b/>
+          <w:bCs/>
+        </w:rPr>
+      </w:pPr>
+      <w:r>
+        <w:rPr>
+          <w:b/>
+          <w:bCs/>
+        </w:rPr>
+        <w:t>sp_ObtenerBalanceJugador</w:t>
+      </w:r>
+    </w:p>
+    <w:p>
+      <w:r>
+        <w:t>Este procedimiento permite consultar los balances disponibles de un jugador. Recupera la información de las distintas billeteras asociadas al usuario, incluyendo tanto los puntos virtuales como los fondos monetarios registrados en el sistema.</w:t>
+      </w:r>
+    </w:p>
+    <w:p>
+      <w:r>
+        <w:t>Su objetivo es proporcionar una consulta única y optimizada para mostrar los recursos disponibles del jugador dentro de la plataforma.</w:t>
+      </w:r>
+    </w:p>
+    <w:p>
+      <w:pPr>
+        <w:rPr>
+          <w:b/>
+          <w:bCs/>
+        </w:rPr>
+      </w:pPr>
+      <w:r>
+        <w:rPr>
+          <w:b/>
+          <w:bCs/>
+        </w:rPr>
+        <w:t>sp_CrearProposicion</w:t>
+      </w:r>
+    </w:p>
+    <w:p>
+      <w:r>
+        <w:t>Este procedimiento gestiona el registro de nuevas proposiciones creadas por los jugadores. Recibe la información necesaria para la creación de la proposición, valida los datos requeridos y almacena el registro correspondiente dentro de la base de datos.</w:t>
+      </w:r>
+    </w:p>
+    <w:p>
+      <w:r>
+        <w:t>La utilización de este procedimiento garantiza que la creación de proposiciones siga las reglas de negocio definidas por el sistema y mantenga la integridad de los datos almacenados.</w:t>
+      </w:r>
+    </w:p>
+    <w:p>
+      <w:pPr>
+        <w:rPr>
+          <w:b/>
+          <w:bCs/>
+        </w:rPr>
+      </w:pPr>
+      <w:r>
+        <w:rPr>
+          <w:b/>
+          <w:bCs/>
+        </w:rPr>
+        <w:t>sp_CrearPrediccion</w:t>
+      </w:r>
+    </w:p>
+    <w:p>
+      <w:r>
+        <w:t>Este procedimiento permite registrar nuevas predicciones asociadas a una proposición existente. Además de crear la predicción, procesa la información relacionada con apuestas por puntos o dinero según corresponda.</w:t>
+      </w:r>
+    </w:p>
+    <w:p>
+      <w:r>
         <w:lastRenderedPageBreak/>
-        <w:t>sp_Login</w:t>
-      </w:r>
-    </w:p>
-    <w:p>
-      <w:r>
-        <w:t>Este procedimiento se encarga del proceso de autenticación de los usuarios. Recibe las credenciales proporcionadas por el jugador y verifica que exista una cuenta activa asociada. Además, permite validar el estado de la cuenta y obtener la información necesaria para iniciar una sesión dentro de la plataforma.</w:t>
-      </w:r>
-    </w:p>
-    <w:p>
-      <w:r>
-        <w:t>Su propósito principal es centralizar la lógica de autenticación y evitar consultas directas sobre las tablas de credenciales desde la aplicación.</w:t>
-      </w:r>
-    </w:p>
-    <w:p>
-      <w:pPr>
-        <w:rPr>
-          <w:b/>
-          <w:bCs/>
-        </w:rPr>
-      </w:pPr>
-      <w:r>
-        <w:rPr>
-          <w:b/>
-          <w:bCs/>
-        </w:rPr>
-        <w:t>sp_ObtenerBalanceJugador</w:t>
-      </w:r>
-    </w:p>
-    <w:p>
-      <w:r>
-        <w:t>Este procedimiento permite consultar los balances disponibles de un jugador. Recupera la información de las distintas billeteras asociadas al usuario, incluyendo tanto los puntos virtuales como los fondos monetarios registrados en el sistema.</w:t>
-      </w:r>
-    </w:p>
-    <w:p>
-      <w:r>
-        <w:t>Su objetivo es proporcionar una consulta única y optimizada para mostrar los recursos disponibles del jugador dentro de la plataforma.</w:t>
-      </w:r>
-    </w:p>
-    <w:p>
-      <w:pPr>
-        <w:rPr>
-          <w:b/>
-          <w:bCs/>
-        </w:rPr>
-      </w:pPr>
-      <w:r>
-        <w:rPr>
-          <w:b/>
-          <w:bCs/>
-        </w:rPr>
-        <w:t>sp_CrearProposicion</w:t>
-      </w:r>
-    </w:p>
-    <w:p>
-      <w:r>
-        <w:t>Este procedimiento gestiona el registro de nuevas proposiciones creadas por los jugadores. Recibe la información necesaria para la creación de la proposición, valida los datos requeridos y almacena el registro correspondiente dentro de la base de datos.</w:t>
-      </w:r>
-    </w:p>
-    <w:p>
-      <w:r>
-        <w:t>La utilización de este procedimiento garantiza que la creación de proposiciones siga las reglas de negocio definidas por el sistema y mantenga la integridad de los datos almacenados.</w:t>
-      </w:r>
-    </w:p>
-    <w:p>
-      <w:pPr>
-        <w:rPr>
-          <w:b/>
-          <w:bCs/>
-        </w:rPr>
-      </w:pPr>
-      <w:r>
-        <w:rPr>
-          <w:b/>
-          <w:bCs/>
-        </w:rPr>
-        <w:t>sp_CrearPrediccion</w:t>
-      </w:r>
-    </w:p>
-    <w:p>
-      <w:r>
-        <w:t>Este procedimiento permite registrar nuevas predicciones asociadas a una proposición existente. Además de crear la predicción, procesa la información relacionada con apuestas por puntos o dinero según corresponda.</w:t>
-      </w:r>
-    </w:p>
-    <w:p>
-      <w:r>
         <w:t>Su finalidad es centralizar la lógica de participación de los jugadores, garantizando que las predicciones se registren correctamente y que los datos asociados a las apuestas mantengan consistencia dentro de la base de datos.</w:t>
       </w:r>
     </w:p>
@@ -1559,52 +1586,52 @@
     </w:p>
     <w:p>
       <w:r>
+        <w:t>REST (Representational State Transfer) es un estilo arquitectónico ampliamente utilizado para el desarrollo de servicios web. Su principal objetivo es permitir la comunicación entre sistemas mediante el protocolo HTTP utilizando operaciones estandarizadas como GET, POST, PUT y DELETE.</w:t>
+      </w:r>
+    </w:p>
+    <w:p>
+      <w:r>
+        <w:t>En el proyecto Gathel, la API REST es responsable de gestionar procesos como la autenticación de usuarios, la consulta de balances, la creación de proposiciones, el registro de predicciones y la recuperación de información necesaria para el funcionamiento de la plataforma. De esta manera, el frontend desarrollado en React puede interactuar con la base de datos sin acceder directamente a ella.</w:t>
+      </w:r>
+    </w:p>
+    <w:p>
+      <w:r>
+        <w:t>La utilización de una arquitectura REST proporciona múltiples beneficios, entre ellos la separación de responsabilidades entre la interfaz gráfica y la lógica de negocio, una mayor facilidad de mantenimiento, mejor escalabilidad y la posibilidad de integrar futuros clientes o aplicaciones que requieran acceder a los mismos servicios.</w:t>
+      </w:r>
+    </w:p>
+    <w:p>
+      <w:r>
+        <w:t>El flujo general de funcionamiento del sistema consiste en que el usuario realiza una acción desde la aplicación web, el frontend envía una solicitud HTTP a la API REST, la API procesa la solicitud, consulta o modifica la información en SQL Server y finalmente devuelve una respuesta al cliente.</w:t>
+      </w:r>
+    </w:p>
+    <w:p>
+      <w:pPr>
+        <w:rPr>
+          <w:b/>
+          <w:bCs/>
+        </w:rPr>
+      </w:pPr>
+      <w:r>
+        <w:rPr>
+          <w:b/>
+          <w:bCs/>
+        </w:rPr>
+        <w:t>Frontend de la Aplicación</w:t>
+      </w:r>
+    </w:p>
+    <w:p>
+      <w:r>
+        <w:t xml:space="preserve">La interfaz gráfica de Gathel fue desarrollada utilizando React junto con Vite como herramienta de construcción y ejecución del proyecto. </w:t>
+      </w:r>
+    </w:p>
+    <w:p>
+      <w:r>
+        <w:t>React fue seleccionado debido a su enfoque basado en componentes reutilizables, lo que facilita la organización del código, el mantenimiento de la aplicación y la escalabilidad futura del sistema. Por su parte, Vite proporciona un entorno de desarrollo rápido y optimizado, reduciendo los tiempos de compilación y mejorando la productividad durante el desarrollo.</w:t>
+      </w:r>
+    </w:p>
+    <w:p>
+      <w:r>
         <w:lastRenderedPageBreak/>
-        <w:t>REST (Representational State Transfer) es un estilo arquitectónico ampliamente utilizado para el desarrollo de servicios web. Su principal objetivo es permitir la comunicación entre sistemas mediante el protocolo HTTP utilizando operaciones estandarizadas como GET, POST, PUT y DELETE.</w:t>
-      </w:r>
-    </w:p>
-    <w:p>
-      <w:r>
-        <w:t>En el proyecto Gathel, la API REST es responsable de gestionar procesos como la autenticación de usuarios, la consulta de balances, la creación de proposiciones, el registro de predicciones y la recuperación de información necesaria para el funcionamiento de la plataforma. De esta manera, el frontend desarrollado en React puede interactuar con la base de datos sin acceder directamente a ella.</w:t>
-      </w:r>
-    </w:p>
-    <w:p>
-      <w:r>
-        <w:t>La utilización de una arquitectura REST proporciona múltiples beneficios, entre ellos la separación de responsabilidades entre la interfaz gráfica y la lógica de negocio, una mayor facilidad de mantenimiento, mejor escalabilidad y la posibilidad de integrar futuros clientes o aplicaciones que requieran acceder a los mismos servicios.</w:t>
-      </w:r>
-    </w:p>
-    <w:p>
-      <w:r>
-        <w:t>El flujo general de funcionamiento del sistema consiste en que el usuario realiza una acción desde la aplicación web, el frontend envía una solicitud HTTP a la API REST, la API procesa la solicitud, consulta o modifica la información en SQL Server y finalmente devuelve una respuesta al cliente.</w:t>
-      </w:r>
-    </w:p>
-    <w:p>
-      <w:pPr>
-        <w:rPr>
-          <w:b/>
-          <w:bCs/>
-        </w:rPr>
-      </w:pPr>
-      <w:r>
-        <w:rPr>
-          <w:b/>
-          <w:bCs/>
-        </w:rPr>
-        <w:t>Frontend de la Aplicación</w:t>
-      </w:r>
-    </w:p>
-    <w:p>
-      <w:r>
-        <w:t xml:space="preserve">La interfaz gráfica de Gathel fue desarrollada utilizando React junto con Vite como herramienta de construcción y ejecución del proyecto. </w:t>
-      </w:r>
-    </w:p>
-    <w:p>
-      <w:r>
-        <w:t>React fue seleccionado debido a su enfoque basado en componentes reutilizables, lo que facilita la organización del código, el mantenimiento de la aplicación y la escalabilidad futura del sistema. Por su parte, Vite proporciona un entorno de desarrollo rápido y optimizado, reduciendo los tiempos de compilación y mejorando la productividad durante el desarrollo.</w:t>
-      </w:r>
-    </w:p>
-    <w:p>
-      <w:r>
         <w:t>El frontend es responsable de presentar la información al usuario y gestionar la interacción con las diferentes funcionalidades de la plataforma. Entre las principales pantallas implementadas se encuentran el inicio de sesión, el dashboard principal, la gestión de proposiciones, la gestión de predicciones, la visualización de billeteras y la administración del perfil de usuario.</w:t>
       </w:r>
     </w:p>
@@ -1615,7 +1642,6 @@
     </w:p>
     <w:p>
       <w:r>
-        <w:lastRenderedPageBreak/>
         <w:t>Adicionalmente, se utilizó Bootstrap para el diseño visual de la interfaz, permitiendo construir componentes responsivos y mantener una apariencia uniforme en todas las pantallas de la aplicación.</w:t>
       </w:r>
     </w:p>
